--- a/templates/template_comercial.docx
+++ b/templates/template_comercial.docx
@@ -136,7 +136,7 @@
           <w:sz w:val="80"/>
           <w:szCs w:val="80"/>
         </w:rPr>
-        <w:t xml:space="preserve">Proposta </w:t>
+        <w:t xml:space="preserve">Proposta Comercial</w:t>
       </w:r>
       <w:r>
         <w:rPr>
@@ -145,7 +145,7 @@
           <w:sz w:val="80"/>
           <w:szCs w:val="80"/>
         </w:rPr>
-        <w:t xml:space="preserve">Técnica </w:t>
+        <w:t xml:space="preserve"/>
       </w:r>
       <w:r>
         <w:rPr>
@@ -154,7 +154,7 @@
           <w:sz w:val="80"/>
           <w:szCs w:val="80"/>
         </w:rPr>
-        <w:t>Comercial</w:t>
+        <w:t/>
       </w:r>
     </w:p>
     <w:p>
@@ -4389,119 +4389,13 @@
       </w:r>
     </w:p>
     <w:p>
-      <w:pPr>
-        <w:pBdr>
-          <w:top w:val="nil"/>
-          <w:left w:val="nil"/>
-          <w:bottom w:val="nil"/>
-          <w:right w:val="nil"/>
-          <w:between w:val="nil"/>
-        </w:pBdr>
-        <w:spacing w:line="213" w:lineRule="auto"/>
-        <w:ind w:right="1137"/>
-        <w:jc w:val="both"/>
-        <w:rPr>
-          <w:rFonts w:ascii="Arial Narrow" w:eastAsia="Lucida Sans" w:hAnsi="Arial Narrow" w:cs="Lucida Sans"/>
-          <w:color w:val="1B3462"/>
-        </w:rPr>
-      </w:pPr>
-    </w:p>
-    <w:p>
-      <w:pPr>
-        <w:pBdr>
-          <w:top w:val="nil"/>
-          <w:left w:val="nil"/>
-          <w:bottom w:val="nil"/>
-          <w:right w:val="nil"/>
-          <w:between w:val="nil"/>
-        </w:pBdr>
-        <w:spacing w:line="276" w:lineRule="auto"/>
-        <w:ind w:left="1440" w:right="1137" w:firstLine="720"/>
-        <w:jc w:val="both"/>
-        <w:rPr>
-          <w:rFonts w:ascii="Arial Narrow" w:eastAsia="Lucida Sans" w:hAnsi="Arial Narrow" w:cs="Lucida Sans"/>
-          <w:color w:val="1B3462"/>
-          <w:sz w:val="24"/>
-          <w:szCs w:val="24"/>
-        </w:rPr>
-      </w:pPr>
-    </w:p>
-    <w:p>
       <w:r>
         <w:t>{{p secao_revisao}}</w:t>
       </w:r>
     </w:p>
     <w:p>
       <w:pPr>
-        <w:pBdr>
-          <w:top w:val="nil"/>
-          <w:left w:val="nil"/>
-          <w:bottom w:val="nil"/>
-          <w:right w:val="nil"/>
-          <w:between w:val="nil"/>
-        </w:pBdr>
-        <w:spacing w:line="276" w:lineRule="auto"/>
-        <w:ind w:left="1440" w:right="1137" w:firstLine="720"/>
-        <w:jc w:val="both"/>
-        <w:rPr>
-          <w:rFonts w:ascii="Arial Narrow" w:eastAsia="Lucida Sans" w:hAnsi="Arial Narrow" w:cs="Lucida Sans"/>
-          <w:color w:val="1B3462"/>
-          <w:sz w:val="24"/>
-          <w:szCs w:val="24"/>
-        </w:rPr>
-      </w:pPr>
-    </w:p>
-    <w:p>
-      <w:pPr>
-        <w:pBdr>
-          <w:top w:val="nil"/>
-          <w:left w:val="nil"/>
-          <w:bottom w:val="nil"/>
-          <w:right w:val="nil"/>
-          <w:between w:val="nil"/>
-        </w:pBdr>
-        <w:spacing w:line="276" w:lineRule="auto"/>
-        <w:ind w:left="1440" w:right="1137" w:firstLine="720"/>
-        <w:jc w:val="both"/>
-        <w:rPr>
-          <w:rFonts w:ascii="Arial Narrow" w:eastAsia="Lucida Sans" w:hAnsi="Arial Narrow" w:cs="Lucida Sans"/>
-          <w:color w:val="1B3462"/>
-          <w:sz w:val="24"/>
-          <w:szCs w:val="24"/>
-        </w:rPr>
-      </w:pPr>
-    </w:p>
-    <w:p>
-      <w:pPr>
-        <w:pBdr>
-          <w:top w:val="nil"/>
-          <w:left w:val="nil"/>
-          <w:bottom w:val="nil"/>
-          <w:right w:val="nil"/>
-          <w:between w:val="nil"/>
-        </w:pBdr>
-        <w:spacing w:line="276" w:lineRule="auto"/>
-        <w:ind w:right="1137"/>
-        <w:jc w:val="both"/>
-        <w:rPr>
-          <w:rFonts w:ascii="Arial Narrow" w:eastAsia="Lucida Sans" w:hAnsi="Arial Narrow" w:cs="Lucida Sans"/>
-          <w:color w:val="1B3462"/>
-          <w:sz w:val="24"/>
-          <w:szCs w:val="24"/>
-        </w:rPr>
-      </w:pPr>
-      <w:r>
-        <w:rPr>
-          <w:rFonts w:ascii="Arial Narrow" w:eastAsia="Lucida Sans" w:hAnsi="Arial Narrow" w:cs="Lucida Sans"/>
-          <w:color w:val="1B3462"/>
-          <w:sz w:val="24"/>
-          <w:szCs w:val="24"/>
-        </w:rPr>
-        <w:br w:type="page"/>
-      </w:r>
-    </w:p>
-    <w:p>
-      <w:pPr>
+        <w:pageBreakBefore/>
         <w:pStyle w:val="Ttulo2"/>
         <w:ind w:left="1440" w:firstLine="720"/>
       </w:pPr>
